--- a/deliverables/V4-V11_SYNC/PACKAGES/NEW_V07_Synchronized_Production_Package/05_SHORTS/Individual/NEW_V07_Short_1.docx
+++ b/deliverables/V4-V11_SYNC/PACKAGES/NEW_V07_Synchronized_Production_Package/05_SHORTS/Individual/NEW_V07_Short_1.docx
@@ -106,7 +106,7 @@
         <w:rPr>
           <w:sz w:val="21"/>
         </w:rPr>
-        <w:t>68 words, about 0:25 at 165 words per minute, arithmetic</w:t>
+        <w:t>132 words, about 0:48 at 165 words per minute, arithmetic</w:t>
       </w:r>
     </w:p>
     <w:p>
@@ -125,7 +125,7 @@
         <w:rPr>
           <w:sz w:val="21"/>
         </w:rPr>
-        <w:t>Wednesday, September 16, 2026 | 1:46 PM CT</w:t>
+        <w:t>Wednesday, September 16, 2026 | 3:16 PM CT</w:t>
       </w:r>
     </w:p>
     <w:p>
@@ -154,7 +154,7 @@
           <w:i w:val="0"/>
           <w:sz w:val="26"/>
         </w:rPr>
-        <w:t>Two people can both be good at their jobs.</w:t>
+        <w:t>Two people can both be good at their jobs. Both dependable. Both experienced. Both working hard.</w:t>
       </w:r>
     </w:p>
     <w:p>
@@ -183,7 +183,7 @@
           <w:i w:val="0"/>
           <w:sz w:val="22"/>
         </w:rPr>
-        <w:t>Then a bigger opportunity opens.</w:t>
+        <w:t>Then a bigger opportunity opens. One person’s name comes up. The other person’s does not.</w:t>
       </w:r>
     </w:p>
     <w:p>
@@ -196,7 +196,7 @@
           <w:i w:val="0"/>
           <w:sz w:val="22"/>
         </w:rPr>
-        <w:t>One person’s name comes up.</w:t>
+        <w:t>I have seen versions of that happen inside organizations, and the difference is not always who worked harder. Sometimes the person who gets the bigger role has something the other person does not have yet: evidence people can already see at the next level.</w:t>
       </w:r>
     </w:p>
     <w:p>
@@ -209,59 +209,7 @@
           <w:i w:val="0"/>
           <w:sz w:val="22"/>
         </w:rPr>
-        <w:t>The other person’s does not.</w:t>
-      </w:r>
-    </w:p>
-    <w:p>
-      <w:pPr>
-        <w:spacing w:before="0" w:after="80"/>
-      </w:pPr>
-      <w:r>
-        <w:rPr>
-          <w:b w:val="0"/>
-          <w:i w:val="0"/>
-          <w:sz w:val="22"/>
-        </w:rPr>
-        <w:t>And sometimes the difference has nothing to do with capability at all.</w:t>
-      </w:r>
-    </w:p>
-    <w:p>
-      <w:pPr>
-        <w:spacing w:before="0" w:after="80"/>
-      </w:pPr>
-      <w:r>
-        <w:rPr>
-          <w:b w:val="0"/>
-          <w:i w:val="0"/>
-          <w:sz w:val="22"/>
-        </w:rPr>
-        <w:t>Access matters.</w:t>
-      </w:r>
-    </w:p>
-    <w:p>
-      <w:pPr>
-        <w:spacing w:before="0" w:after="80"/>
-      </w:pPr>
-      <w:r>
-        <w:rPr>
-          <w:b w:val="0"/>
-          <w:i w:val="0"/>
-          <w:sz w:val="22"/>
-        </w:rPr>
-        <w:t>Sponsorship matters.</w:t>
-      </w:r>
-    </w:p>
-    <w:p>
-      <w:pPr>
-        <w:spacing w:before="0" w:after="80"/>
-      </w:pPr>
-      <w:r>
-        <w:rPr>
-          <w:b w:val="0"/>
-          <w:i w:val="0"/>
-          <w:sz w:val="22"/>
-        </w:rPr>
-        <w:t>Bias and politics can matter too.</w:t>
+        <w:t>And sometimes the difference has nothing to do with capability at all. Access matters. Sponsorship matters. Bias and politics can matter too.</w:t>
       </w:r>
     </w:p>
     <w:p>
@@ -291,6 +239,19 @@
           <w:sz w:val="22"/>
         </w:rPr>
         <w:t>Keep one question in mind: if a bigger role opened tomorrow, what evidence would someone in that room point to for you?</w:t>
+      </w:r>
+    </w:p>
+    <w:p>
+      <w:pPr>
+        <w:spacing w:before="0" w:after="80"/>
+      </w:pPr>
+      <w:r>
+        <w:rPr>
+          <w:b/>
+          <w:i w:val="0"/>
+          <w:sz w:val="22"/>
+        </w:rPr>
+        <w:t>Not what would you say about yourself. What could they already point to?</w:t>
       </w:r>
     </w:p>
     <w:p>

--- a/deliverables/V4-V11_SYNC/PACKAGES/NEW_V07_Synchronized_Production_Package/05_SHORTS/Individual/NEW_V07_Short_1.docx
+++ b/deliverables/V4-V11_SYNC/PACKAGES/NEW_V07_Synchronized_Production_Package/05_SHORTS/Individual/NEW_V07_Short_1.docx
@@ -125,7 +125,7 @@
         <w:rPr>
           <w:sz w:val="21"/>
         </w:rPr>
-        <w:t>Wednesday, September 16, 2026 | 3:16 PM CT</w:t>
+        <w:t>Wednesday, September 16, 2026 | 3:21 PM CT</w:t>
       </w:r>
     </w:p>
     <w:p>
@@ -267,6 +267,332 @@
           <w:color w:val="8A6D1E"/>
           <w:sz w:val="17"/>
         </w:rPr>
+        <w:t>OPENING, SPECIFIC TO THIS SHORT</w:t>
+      </w:r>
+    </w:p>
+    <w:tbl>
+      <w:tblPr>
+        <w:tblW w:type="auto" w:w="0"/>
+        <w:jc w:val="left"/>
+        <w:tblBorders>
+          <w:top w:val="single" w:sz="4" w:space="0" w:color="C9BFA8"/>
+          <w:left w:val="single" w:sz="4" w:space="0" w:color="C9BFA8"/>
+          <w:bottom w:val="single" w:sz="4" w:space="0" w:color="C9BFA8"/>
+          <w:right w:val="single" w:sz="4" w:space="0" w:color="C9BFA8"/>
+          <w:insideH w:val="single" w:sz="4" w:space="0" w:color="C9BFA8"/>
+          <w:insideV w:val="single" w:sz="4" w:space="0" w:color="C9BFA8"/>
+        </w:tblBorders>
+        <w:tblLayout w:type="fixed"/>
+        <w:tblLook w:firstColumn="1" w:firstRow="1" w:lastColumn="0" w:lastRow="0" w:noHBand="0" w:noVBand="1" w:val="04A0"/>
+      </w:tblPr>
+      <w:tblGrid>
+        <w:gridCol w:w="4824"/>
+        <w:gridCol w:w="4824"/>
+      </w:tblGrid>
+      <w:tr>
+        <w:trPr>
+          <w:tblHeader w:val="true"/>
+        </w:trPr>
+        <w:tc>
+          <w:tcPr>
+            <w:tcW w:type="dxa" w:w="2304"/>
+            <w:shd w:val="clear" w:color="auto" w:fill="F3EFE6"/>
+          </w:tcPr>
+          <w:p>
+            <w:pPr>
+              <w:spacing w:before="60" w:after="60" w:line="264" w:lineRule="auto"/>
+            </w:pPr>
+            <w:r/>
+            <w:r>
+              <w:rPr>
+                <w:b/>
+                <w:i w:val="0"/>
+                <w:color w:val="112345"/>
+                <w:sz w:val="17"/>
+              </w:rPr>
+            </w:r>
+          </w:p>
+        </w:tc>
+        <w:tc>
+          <w:tcPr>
+            <w:tcW w:type="dxa" w:w="7344"/>
+            <w:shd w:val="clear" w:color="auto" w:fill="F3EFE6"/>
+          </w:tcPr>
+          <w:p>
+            <w:pPr>
+              <w:spacing w:before="60" w:after="60" w:line="264" w:lineRule="auto"/>
+            </w:pPr>
+            <w:r/>
+            <w:r>
+              <w:rPr>
+                <w:b/>
+                <w:i w:val="0"/>
+                <w:color w:val="112345"/>
+                <w:sz w:val="17"/>
+              </w:rPr>
+            </w:r>
+          </w:p>
+        </w:tc>
+      </w:tr>
+      <w:tr>
+        <w:tc>
+          <w:tcPr>
+            <w:tcW w:type="dxa" w:w="2304"/>
+          </w:tcPr>
+          <w:p>
+            <w:pPr>
+              <w:spacing w:before="60" w:after="60" w:line="264" w:lineRule="auto"/>
+            </w:pPr>
+            <w:r/>
+            <w:r>
+              <w:rPr>
+                <w:b w:val="0"/>
+                <w:i w:val="0"/>
+                <w:sz w:val="17"/>
+              </w:rPr>
+              <w:t>On-screen text</w:t>
+            </w:r>
+          </w:p>
+        </w:tc>
+        <w:tc>
+          <w:tcPr>
+            <w:tcW w:type="dxa" w:w="7344"/>
+          </w:tcPr>
+          <w:p>
+            <w:pPr>
+              <w:spacing w:before="60" w:after="60" w:line="264" w:lineRule="auto"/>
+            </w:pPr>
+            <w:r/>
+            <w:r>
+              <w:rPr>
+                <w:b w:val="0"/>
+                <w:i w:val="0"/>
+                <w:sz w:val="17"/>
+              </w:rPr>
+              <w:t>Both dependable. Both experienced. Both working hard.</w:t>
+            </w:r>
+          </w:p>
+        </w:tc>
+      </w:tr>
+      <w:tr>
+        <w:tc>
+          <w:tcPr>
+            <w:tcW w:type="dxa" w:w="2304"/>
+          </w:tcPr>
+          <w:p>
+            <w:pPr>
+              <w:spacing w:before="60" w:after="60" w:line="264" w:lineRule="auto"/>
+            </w:pPr>
+            <w:r/>
+            <w:r>
+              <w:rPr>
+                <w:b w:val="0"/>
+                <w:i w:val="0"/>
+                <w:sz w:val="17"/>
+              </w:rPr>
+              <w:t>Opening visual</w:t>
+            </w:r>
+          </w:p>
+        </w:tc>
+        <w:tc>
+          <w:tcPr>
+            <w:tcW w:type="dxa" w:w="7344"/>
+          </w:tcPr>
+          <w:p>
+            <w:pPr>
+              <w:spacing w:before="60" w:after="60" w:line="264" w:lineRule="auto"/>
+            </w:pPr>
+            <w:r/>
+            <w:r>
+              <w:rPr>
+                <w:b w:val="0"/>
+                <w:i w:val="0"/>
+                <w:sz w:val="17"/>
+              </w:rPr>
+              <w:t>Camera, 9:16</w:t>
+            </w:r>
+          </w:p>
+        </w:tc>
+      </w:tr>
+      <w:tr>
+        <w:tc>
+          <w:tcPr>
+            <w:tcW w:type="dxa" w:w="2304"/>
+          </w:tcPr>
+          <w:p>
+            <w:pPr>
+              <w:spacing w:before="60" w:after="60" w:line="264" w:lineRule="auto"/>
+            </w:pPr>
+            <w:r/>
+            <w:r>
+              <w:rPr>
+                <w:b w:val="0"/>
+                <w:i w:val="0"/>
+                <w:sz w:val="17"/>
+              </w:rPr>
+              <w:t>Sound</w:t>
+            </w:r>
+          </w:p>
+        </w:tc>
+        <w:tc>
+          <w:tcPr>
+            <w:tcW w:type="dxa" w:w="7344"/>
+          </w:tcPr>
+          <w:p>
+            <w:pPr>
+              <w:spacing w:before="60" w:after="60" w:line="264" w:lineRule="auto"/>
+            </w:pPr>
+            <w:r/>
+            <w:r>
+              <w:rPr>
+                <w:b w:val="0"/>
+                <w:i w:val="0"/>
+                <w:sz w:val="17"/>
+              </w:rPr>
+              <w:t>One accent, on “hard”</w:t>
+            </w:r>
+          </w:p>
+        </w:tc>
+      </w:tr>
+      <w:tr>
+        <w:tc>
+          <w:tcPr>
+            <w:tcW w:type="dxa" w:w="2304"/>
+          </w:tcPr>
+          <w:p>
+            <w:pPr>
+              <w:spacing w:before="60" w:after="60" w:line="264" w:lineRule="auto"/>
+            </w:pPr>
+            <w:r/>
+            <w:r>
+              <w:rPr>
+                <w:b w:val="0"/>
+                <w:i w:val="0"/>
+                <w:sz w:val="17"/>
+              </w:rPr>
+              <w:t>Cut to NEW_V7_FS_01_NOT_ALWAYS_WHO_WORKED_HARDER</w:t>
+            </w:r>
+          </w:p>
+        </w:tc>
+        <w:tc>
+          <w:tcPr>
+            <w:tcW w:type="dxa" w:w="7344"/>
+          </w:tcPr>
+          <w:p>
+            <w:pPr>
+              <w:spacing w:before="60" w:after="60" w:line="264" w:lineRule="auto"/>
+            </w:pPr>
+            <w:r/>
+            <w:r>
+              <w:rPr>
+                <w:b w:val="0"/>
+                <w:i w:val="0"/>
+                <w:sz w:val="17"/>
+              </w:rPr>
+              <w:t>on “the difference is not always who worked harder”</w:t>
+            </w:r>
+          </w:p>
+        </w:tc>
+      </w:tr>
+      <w:tr>
+        <w:tc>
+          <w:tcPr>
+            <w:tcW w:type="dxa" w:w="2304"/>
+          </w:tcPr>
+          <w:p>
+            <w:pPr>
+              <w:spacing w:before="60" w:after="60" w:line="264" w:lineRule="auto"/>
+            </w:pPr>
+            <w:r/>
+            <w:r>
+              <w:rPr>
+                <w:b w:val="0"/>
+                <w:i w:val="0"/>
+                <w:sz w:val="17"/>
+              </w:rPr>
+              <w:t>Cut to NEW_V7_FS_05_NOT_MERIT</w:t>
+            </w:r>
+          </w:p>
+        </w:tc>
+        <w:tc>
+          <w:tcPr>
+            <w:tcW w:type="dxa" w:w="7344"/>
+          </w:tcPr>
+          <w:p>
+            <w:pPr>
+              <w:spacing w:before="60" w:after="60" w:line="264" w:lineRule="auto"/>
+            </w:pPr>
+            <w:r/>
+            <w:r>
+              <w:rPr>
+                <w:b w:val="0"/>
+                <w:i w:val="0"/>
+                <w:sz w:val="17"/>
+              </w:rPr>
+              <w:t>on “Access matters.”</w:t>
+            </w:r>
+          </w:p>
+        </w:tc>
+      </w:tr>
+      <w:tr>
+        <w:tc>
+          <w:tcPr>
+            <w:tcW w:type="dxa" w:w="2304"/>
+          </w:tcPr>
+          <w:p>
+            <w:pPr>
+              <w:spacing w:before="60" w:after="60" w:line="264" w:lineRule="auto"/>
+            </w:pPr>
+            <w:r/>
+            <w:r>
+              <w:rPr>
+                <w:b w:val="0"/>
+                <w:i w:val="0"/>
+                <w:sz w:val="17"/>
+              </w:rPr>
+              <w:t>Payoff frame</w:t>
+            </w:r>
+          </w:p>
+        </w:tc>
+        <w:tc>
+          <w:tcPr>
+            <w:tcW w:type="dxa" w:w="7344"/>
+          </w:tcPr>
+          <w:p>
+            <w:pPr>
+              <w:spacing w:before="60" w:after="60" w:line="264" w:lineRule="auto"/>
+            </w:pPr>
+            <w:r/>
+            <w:r>
+              <w:rPr>
+                <w:b w:val="0"/>
+                <w:i w:val="0"/>
+                <w:sz w:val="17"/>
+              </w:rPr>
+              <w:t>NEW_V7_FS_02_TWO_QUESTIONS, held on the ask</w:t>
+            </w:r>
+          </w:p>
+        </w:tc>
+      </w:tr>
+    </w:tbl>
+    <w:p>
+      <w:pPr>
+        <w:spacing w:after="120"/>
+      </w:pPr>
+    </w:p>
+    <w:p>
+      <w:pPr>
+        <w:spacing w:before="200" w:after="60"/>
+        <w:keepNext w:val="1"/>
+        <w:keepLines w:val="1"/>
+      </w:pPr>
+      <w:r>
+        <w:rPr>
+          <w:b/>
+          <w:i w:val="0"/>
+          <w:color w:val="8A6D1E"/>
+          <w:sz w:val="17"/>
+        </w:rPr>
         <w:t>EVERY LINE ABOVE</w:t>
       </w:r>
     </w:p>
@@ -280,7 +606,7 @@
           <w:i w:val="0"/>
           <w:sz w:val="21"/>
         </w:rPr>
-        <w:t>Verbatim from the reconciled master. No narration was invented and no sentences were joined into a claim the script does not make.</w:t>
+        <w:t>Verbatim from the reconciled master. No narration was invented and no sentences were joined into a claim the script does not make. The list it teaches is complete, every reference has its antecedent inside the Short, and the ask is one action.</w:t>
       </w:r>
     </w:p>
     <w:sectPr>

--- a/deliverables/V4-V11_SYNC/PACKAGES/NEW_V07_Synchronized_Production_Package/05_SHORTS/Individual/NEW_V07_Short_1.docx
+++ b/deliverables/V4-V11_SYNC/PACKAGES/NEW_V07_Synchronized_Production_Package/05_SHORTS/Individual/NEW_V07_Short_1.docx
@@ -125,7 +125,7 @@
         <w:rPr>
           <w:sz w:val="21"/>
         </w:rPr>
-        <w:t>Wednesday, September 16, 2026 | 3:21 PM CT</w:t>
+        <w:t>Thursday, September 17, 2026 | 8:55 AM CT</w:t>
       </w:r>
     </w:p>
     <w:p>

--- a/deliverables/V4-V11_SYNC/PACKAGES/NEW_V07_Synchronized_Production_Package/05_SHORTS/Individual/NEW_V07_Short_1.docx
+++ b/deliverables/V4-V11_SYNC/PACKAGES/NEW_V07_Synchronized_Production_Package/05_SHORTS/Individual/NEW_V07_Short_1.docx
@@ -125,7 +125,7 @@
         <w:rPr>
           <w:sz w:val="21"/>
         </w:rPr>
-        <w:t>Thursday, September 17, 2026 | 8:55 AM CT</w:t>
+        <w:t>Thursday, September 17, 2026 | 12:57 PM CT</w:t>
       </w:r>
     </w:p>
     <w:p>

--- a/deliverables/V4-V11_SYNC/PACKAGES/NEW_V07_Synchronized_Production_Package/05_SHORTS/Individual/NEW_V07_Short_1.docx
+++ b/deliverables/V4-V11_SYNC/PACKAGES/NEW_V07_Synchronized_Production_Package/05_SHORTS/Individual/NEW_V07_Short_1.docx
@@ -125,7 +125,7 @@
         <w:rPr>
           <w:sz w:val="21"/>
         </w:rPr>
-        <w:t>Thursday, September 17, 2026 | 12:57 PM CT</w:t>
+        <w:t>Saturday, September 19, 2026 | 6:36 AM CT</w:t>
       </w:r>
     </w:p>
     <w:p>

--- a/deliverables/V4-V11_SYNC/PACKAGES/NEW_V07_Synchronized_Production_Package/05_SHORTS/Individual/NEW_V07_Short_1.docx
+++ b/deliverables/V4-V11_SYNC/PACKAGES/NEW_V07_Synchronized_Production_Package/05_SHORTS/Individual/NEW_V07_Short_1.docx
@@ -125,7 +125,7 @@
         <w:rPr>
           <w:sz w:val="21"/>
         </w:rPr>
-        <w:t>Saturday, September 19, 2026 | 6:36 AM CT</w:t>
+        <w:t>Saturday, September 19, 2026 | 7:08 AM CT</w:t>
       </w:r>
     </w:p>
     <w:p>
